--- a/doc/PozadavkyPGRF1_Task1_2026.docx
+++ b/doc/PozadavkyPGRF1_Task1_2026.docx
@@ -808,6 +808,18 @@
                 <w:lang w:eastAsia="cs-CZ"/>
               </w:rPr>
             </w:pPr>
+            <w:proofErr w:type="gramStart"/>
+            <w:r>
+              <w:rPr>
+                <w:rFonts w:ascii="Arial" w:eastAsia="Times New Roman" w:hAnsi="Arial" w:cs="Arial"/>
+                <w:sz w:val="20"/>
+                <w:szCs w:val="24"/>
+                <w:highlight w:val="yellow"/>
+                <w:lang w:eastAsia="cs-CZ"/>
+              </w:rPr>
+              <w:t>100%</w:t>
+            </w:r>
+            <w:proofErr w:type="gramEnd"/>
           </w:p>
         </w:tc>
         <w:tc>
@@ -1085,6 +1097,7 @@
         </w:trPr>
         <w:tc>
           <w:tcPr>
+            <w:cnfStyle w:val="001000000000" w:firstRow="0" w:lastRow="0" w:firstColumn="1" w:lastColumn="0" w:oddVBand="0" w:evenVBand="0" w:oddHBand="0" w:evenHBand="0" w:firstRowFirstColumn="0" w:firstRowLastColumn="0" w:lastRowFirstColumn="0" w:lastRowLastColumn="0"/>
             <w:tcW w:w="1980" w:type="dxa"/>
             <w:vMerge w:val="restart"/>
             <w:shd w:val="clear" w:color="auto" w:fill="FFFFFF" w:themeFill="background1"/>
@@ -1093,7 +1106,6 @@
           </w:tcPr>
           <w:p>
             <w:pPr>
-              <w:cnfStyle w:val="001000000000" w:firstRow="0" w:lastRow="0" w:firstColumn="1" w:lastColumn="0" w:oddVBand="0" w:evenVBand="0" w:oddHBand="0" w:evenHBand="0" w:firstRowFirstColumn="0" w:firstRowLastColumn="0" w:lastRowFirstColumn="0" w:lastRowLastColumn="0"/>
               <w:rPr>
                 <w:rFonts w:ascii="Arial" w:eastAsia="Times New Roman" w:hAnsi="Arial" w:cs="Arial"/>
                 <w:bCs w:val="0"/>
@@ -1122,6 +1134,7 @@
           </w:tcPr>
           <w:p>
             <w:pPr>
+              <w:cnfStyle w:val="000000000000" w:firstRow="0" w:lastRow="0" w:firstColumn="0" w:lastColumn="0" w:oddVBand="0" w:evenVBand="0" w:oddHBand="0" w:evenHBand="0" w:firstRowFirstColumn="0" w:firstRowLastColumn="0" w:lastRowFirstColumn="0" w:lastRowLastColumn="0"/>
               <w:rPr>
                 <w:rFonts w:ascii="Arial" w:eastAsia="Times New Roman" w:hAnsi="Arial" w:cs="Arial"/>
                 <w:sz w:val="20"/>
@@ -1150,6 +1163,7 @@
           <w:p>
             <w:pPr>
               <w:jc w:val="center"/>
+              <w:cnfStyle w:val="000000000000" w:firstRow="0" w:lastRow="0" w:firstColumn="0" w:lastColumn="0" w:oddVBand="0" w:evenVBand="0" w:oddHBand="0" w:evenHBand="0" w:firstRowFirstColumn="0" w:firstRowLastColumn="0" w:lastRowFirstColumn="0" w:lastRowLastColumn="0"/>
               <w:rPr>
                 <w:rFonts w:ascii="Arial" w:eastAsia="Times New Roman" w:hAnsi="Arial" w:cs="Arial"/>
                 <w:sz w:val="20"/>
@@ -1182,6 +1196,7 @@
           <w:p>
             <w:pPr>
               <w:jc w:val="center"/>
+              <w:cnfStyle w:val="000000000000" w:firstRow="0" w:lastRow="0" w:firstColumn="0" w:lastColumn="0" w:oddVBand="0" w:evenVBand="0" w:oddHBand="0" w:evenHBand="0" w:firstRowFirstColumn="0" w:firstRowLastColumn="0" w:lastRowFirstColumn="0" w:lastRowLastColumn="0"/>
               <w:rPr>
                 <w:rFonts w:ascii="Arial" w:eastAsia="Times New Roman" w:hAnsi="Arial" w:cs="Arial"/>
                 <w:sz w:val="20"/>
@@ -1200,6 +1215,7 @@
           </w:tcPr>
           <w:p>
             <w:pPr>
+              <w:cnfStyle w:val="000000000000" w:firstRow="0" w:lastRow="0" w:firstColumn="0" w:lastColumn="0" w:oddVBand="0" w:evenVBand="0" w:oddHBand="0" w:evenHBand="0" w:firstRowFirstColumn="0" w:firstRowLastColumn="0" w:lastRowFirstColumn="0" w:lastRowLastColumn="0"/>
               <w:rPr>
                 <w:rFonts w:ascii="Times New Roman" w:eastAsia="Times New Roman" w:hAnsi="Times New Roman" w:cs="Times New Roman"/>
                 <w:sz w:val="20"/>
@@ -1840,6 +1856,7 @@
         </w:trPr>
         <w:tc>
           <w:tcPr>
+            <w:cnfStyle w:val="001000000000" w:firstRow="0" w:lastRow="0" w:firstColumn="1" w:lastColumn="0" w:oddVBand="0" w:evenVBand="0" w:oddHBand="0" w:evenHBand="0" w:firstRowFirstColumn="0" w:firstRowLastColumn="0" w:lastRowFirstColumn="0" w:lastRowLastColumn="0"/>
             <w:tcW w:w="1980" w:type="dxa"/>
             <w:vMerge/>
             <w:noWrap/>
@@ -1847,7 +1864,6 @@
           </w:tcPr>
           <w:p>
             <w:pPr>
-              <w:cnfStyle w:val="001000000000" w:firstRow="0" w:lastRow="0" w:firstColumn="1" w:lastColumn="0" w:oddVBand="0" w:evenVBand="0" w:oddHBand="0" w:evenHBand="0" w:firstRowFirstColumn="0" w:firstRowLastColumn="0" w:lastRowFirstColumn="0" w:lastRowLastColumn="0"/>
               <w:rPr>
                 <w:rFonts w:ascii="Times New Roman" w:eastAsia="Times New Roman" w:hAnsi="Times New Roman" w:cs="Times New Roman"/>
                 <w:sz w:val="20"/>
@@ -1864,6 +1880,7 @@
           </w:tcPr>
           <w:p>
             <w:pPr>
+              <w:cnfStyle w:val="000000000000" w:firstRow="0" w:lastRow="0" w:firstColumn="0" w:lastColumn="0" w:oddVBand="0" w:evenVBand="0" w:oddHBand="0" w:evenHBand="0" w:firstRowFirstColumn="0" w:firstRowLastColumn="0" w:lastRowFirstColumn="0" w:lastRowLastColumn="0"/>
               <w:rPr>
                 <w:rFonts w:ascii="Arial" w:eastAsia="Times New Roman" w:hAnsi="Arial" w:cs="Arial"/>
                 <w:sz w:val="20"/>
@@ -1892,6 +1909,7 @@
           <w:p>
             <w:pPr>
               <w:jc w:val="center"/>
+              <w:cnfStyle w:val="000000000000" w:firstRow="0" w:lastRow="0" w:firstColumn="0" w:lastColumn="0" w:oddVBand="0" w:evenVBand="0" w:oddHBand="0" w:evenHBand="0" w:firstRowFirstColumn="0" w:firstRowLastColumn="0" w:lastRowFirstColumn="0" w:lastRowLastColumn="0"/>
               <w:rPr>
                 <w:rFonts w:ascii="Arial" w:eastAsia="Times New Roman" w:hAnsi="Arial" w:cs="Arial"/>
                 <w:sz w:val="20"/>
@@ -1931,6 +1949,7 @@
           <w:p>
             <w:pPr>
               <w:jc w:val="center"/>
+              <w:cnfStyle w:val="000000000000" w:firstRow="0" w:lastRow="0" w:firstColumn="0" w:lastColumn="0" w:oddVBand="0" w:evenVBand="0" w:oddHBand="0" w:evenHBand="0" w:firstRowFirstColumn="0" w:firstRowLastColumn="0" w:lastRowFirstColumn="0" w:lastRowLastColumn="0"/>
               <w:rPr>
                 <w:rFonts w:ascii="Times New Roman" w:eastAsia="Times New Roman" w:hAnsi="Times New Roman" w:cs="Times New Roman"/>
                 <w:sz w:val="20"/>
@@ -1957,6 +1976,7 @@
           </w:tcPr>
           <w:p>
             <w:pPr>
+              <w:cnfStyle w:val="000000000000" w:firstRow="0" w:lastRow="0" w:firstColumn="0" w:lastColumn="0" w:oddVBand="0" w:evenVBand="0" w:oddHBand="0" w:evenHBand="0" w:firstRowFirstColumn="0" w:firstRowLastColumn="0" w:lastRowFirstColumn="0" w:lastRowLastColumn="0"/>
               <w:rPr>
                 <w:rFonts w:ascii="Times New Roman" w:eastAsia="Times New Roman" w:hAnsi="Times New Roman" w:cs="Times New Roman"/>
                 <w:sz w:val="20"/>
@@ -2313,7 +2333,16 @@
                 <w:szCs w:val="24"/>
                 <w:lang w:eastAsia="cs-CZ"/>
               </w:rPr>
-              <w:t>80%</w:t>
+              <w:t>100</w:t>
+            </w:r>
+            <w:r>
+              <w:rPr>
+                <w:rFonts w:ascii="Arial" w:eastAsia="Times New Roman" w:hAnsi="Arial" w:cs="Arial"/>
+                <w:sz w:val="20"/>
+                <w:szCs w:val="24"/>
+                <w:lang w:eastAsia="cs-CZ"/>
+              </w:rPr>
+              <w:t>%</w:t>
             </w:r>
             <w:proofErr w:type="gramEnd"/>
           </w:p>
@@ -2352,6 +2381,15 @@
                 <w:lang w:eastAsia="cs-CZ"/>
               </w:rPr>
             </w:pPr>
+            <w:r>
+              <w:rPr>
+                <w:rFonts w:ascii="Times New Roman" w:eastAsia="Times New Roman" w:hAnsi="Times New Roman" w:cs="Times New Roman"/>
+                <w:sz w:val="20"/>
+                <w:szCs w:val="20"/>
+                <w:lang w:eastAsia="cs-CZ"/>
+              </w:rPr>
+              <w:t>https://github.com/MichalSluka/c05_sluka_michal</w:t>
+            </w:r>
           </w:p>
         </w:tc>
       </w:tr>
@@ -4025,6 +4063,7 @@
   <w:style w:type="character" w:default="1" w:styleId="Predvolenpsmoodseku">
     <w:name w:val="Default Paragraph Font"/>
     <w:uiPriority w:val="1"/>
+    <w:semiHidden/>
     <w:unhideWhenUsed/>
   </w:style>
   <w:style w:type="table" w:default="1" w:styleId="Normlnatabuka">
